--- a/crates/unluminous-word/tests/fixtures/paragraphs.docx
+++ b/crates/unluminous-word/tests/fixtures/paragraphs.docx
@@ -637,7 +637,7 @@
     <w:link w:val="Heading1Char"/>
     <w:uiPriority w:val="9"/>
     <w:qFormat/>
-    <w:rsid w:val="00AE7DD4"/>
+    <w:rsid w:val="008D3B3A"/>
     <w:pPr>
       <w:keepNext/>
       <w:keepLines/>
@@ -660,7 +660,7 @@
     <w:semiHidden/>
     <w:unhideWhenUsed/>
     <w:qFormat/>
-    <w:rsid w:val="00AE7DD4"/>
+    <w:rsid w:val="008D3B3A"/>
     <w:pPr>
       <w:keepNext/>
       <w:keepLines/>
@@ -683,7 +683,7 @@
     <w:semiHidden/>
     <w:unhideWhenUsed/>
     <w:qFormat/>
-    <w:rsid w:val="00AE7DD4"/>
+    <w:rsid w:val="008D3B3A"/>
     <w:pPr>
       <w:keepNext/>
       <w:keepLines/>
@@ -706,7 +706,7 @@
     <w:semiHidden/>
     <w:unhideWhenUsed/>
     <w:qFormat/>
-    <w:rsid w:val="00AE7DD4"/>
+    <w:rsid w:val="008D3B3A"/>
     <w:pPr>
       <w:keepNext/>
       <w:keepLines/>
@@ -729,7 +729,7 @@
     <w:semiHidden/>
     <w:unhideWhenUsed/>
     <w:qFormat/>
-    <w:rsid w:val="00AE7DD4"/>
+    <w:rsid w:val="008D3B3A"/>
     <w:pPr>
       <w:keepNext/>
       <w:keepLines/>
@@ -750,7 +750,7 @@
     <w:semiHidden/>
     <w:unhideWhenUsed/>
     <w:qFormat/>
-    <w:rsid w:val="00AE7DD4"/>
+    <w:rsid w:val="008D3B3A"/>
     <w:pPr>
       <w:keepNext/>
       <w:keepLines/>
@@ -773,7 +773,7 @@
     <w:semiHidden/>
     <w:unhideWhenUsed/>
     <w:qFormat/>
-    <w:rsid w:val="00AE7DD4"/>
+    <w:rsid w:val="008D3B3A"/>
     <w:pPr>
       <w:keepNext/>
       <w:keepLines/>
@@ -794,7 +794,7 @@
     <w:semiHidden/>
     <w:unhideWhenUsed/>
     <w:qFormat/>
-    <w:rsid w:val="00AE7DD4"/>
+    <w:rsid w:val="008D3B3A"/>
     <w:pPr>
       <w:keepNext/>
       <w:keepLines/>
@@ -817,7 +817,7 @@
     <w:semiHidden/>
     <w:unhideWhenUsed/>
     <w:qFormat/>
-    <w:rsid w:val="00AE7DD4"/>
+    <w:rsid w:val="008D3B3A"/>
     <w:pPr>
       <w:keepNext/>
       <w:keepLines/>
@@ -860,7 +860,7 @@
     <w:basedOn w:val="DefaultParagraphFont"/>
     <w:link w:val="Heading1"/>
     <w:uiPriority w:val="9"/>
-    <w:rsid w:val="00AE7DD4"/>
+    <w:rsid w:val="008D3B3A"/>
     <w:rPr>
       <w:rFonts w:asciiTheme="majorHAnsi" w:eastAsiaTheme="majorEastAsia" w:hAnsiTheme="majorHAnsi" w:cstheme="majorBidi"/>
       <w:color w:val="0F4761" w:themeColor="accent1" w:themeShade="BF"/>
@@ -874,7 +874,7 @@
     <w:link w:val="Heading2"/>
     <w:uiPriority w:val="9"/>
     <w:semiHidden/>
-    <w:rsid w:val="00AE7DD4"/>
+    <w:rsid w:val="008D3B3A"/>
     <w:rPr>
       <w:rFonts w:asciiTheme="majorHAnsi" w:eastAsiaTheme="majorEastAsia" w:hAnsiTheme="majorHAnsi" w:cstheme="majorBidi"/>
       <w:color w:val="0F4761" w:themeColor="accent1" w:themeShade="BF"/>
@@ -888,7 +888,7 @@
     <w:link w:val="Heading3"/>
     <w:uiPriority w:val="9"/>
     <w:semiHidden/>
-    <w:rsid w:val="00AE7DD4"/>
+    <w:rsid w:val="008D3B3A"/>
     <w:rPr>
       <w:rFonts w:eastAsiaTheme="majorEastAsia" w:cstheme="majorBidi"/>
       <w:color w:val="0F4761" w:themeColor="accent1" w:themeShade="BF"/>
@@ -902,7 +902,7 @@
     <w:link w:val="Heading4"/>
     <w:uiPriority w:val="9"/>
     <w:semiHidden/>
-    <w:rsid w:val="00AE7DD4"/>
+    <w:rsid w:val="008D3B3A"/>
     <w:rPr>
       <w:rFonts w:eastAsiaTheme="majorEastAsia" w:cstheme="majorBidi"/>
       <w:i/>
@@ -916,7 +916,7 @@
     <w:link w:val="Heading5"/>
     <w:uiPriority w:val="9"/>
     <w:semiHidden/>
-    <w:rsid w:val="00AE7DD4"/>
+    <w:rsid w:val="008D3B3A"/>
     <w:rPr>
       <w:rFonts w:eastAsiaTheme="majorEastAsia" w:cstheme="majorBidi"/>
       <w:color w:val="0F4761" w:themeColor="accent1" w:themeShade="BF"/>
@@ -928,7 +928,7 @@
     <w:link w:val="Heading6"/>
     <w:uiPriority w:val="9"/>
     <w:semiHidden/>
-    <w:rsid w:val="00AE7DD4"/>
+    <w:rsid w:val="008D3B3A"/>
     <w:rPr>
       <w:rFonts w:eastAsiaTheme="majorEastAsia" w:cstheme="majorBidi"/>
       <w:i/>
@@ -942,7 +942,7 @@
     <w:link w:val="Heading7"/>
     <w:uiPriority w:val="9"/>
     <w:semiHidden/>
-    <w:rsid w:val="00AE7DD4"/>
+    <w:rsid w:val="008D3B3A"/>
     <w:rPr>
       <w:rFonts w:eastAsiaTheme="majorEastAsia" w:cstheme="majorBidi"/>
       <w:color w:val="595959" w:themeColor="text1" w:themeTint="A6"/>
@@ -954,7 +954,7 @@
     <w:link w:val="Heading8"/>
     <w:uiPriority w:val="9"/>
     <w:semiHidden/>
-    <w:rsid w:val="00AE7DD4"/>
+    <w:rsid w:val="008D3B3A"/>
     <w:rPr>
       <w:rFonts w:eastAsiaTheme="majorEastAsia" w:cstheme="majorBidi"/>
       <w:i/>
@@ -968,7 +968,7 @@
     <w:link w:val="Heading9"/>
     <w:uiPriority w:val="9"/>
     <w:semiHidden/>
-    <w:rsid w:val="00AE7DD4"/>
+    <w:rsid w:val="008D3B3A"/>
     <w:rPr>
       <w:rFonts w:eastAsiaTheme="majorEastAsia" w:cstheme="majorBidi"/>
       <w:color w:val="272727" w:themeColor="text1" w:themeTint="D8"/>
@@ -981,7 +981,7 @@
     <w:link w:val="TitleChar"/>
     <w:uiPriority w:val="10"/>
     <w:qFormat/>
-    <w:rsid w:val="00AE7DD4"/>
+    <w:rsid w:val="008D3B3A"/>
     <w:pPr>
       <w:spacing w:after="80" w:line="240" w:lineRule="auto"/>
       <w:contextualSpacing/>
@@ -999,7 +999,7 @@
     <w:basedOn w:val="DefaultParagraphFont"/>
     <w:link w:val="Title"/>
     <w:uiPriority w:val="10"/>
-    <w:rsid w:val="00AE7DD4"/>
+    <w:rsid w:val="008D3B3A"/>
     <w:rPr>
       <w:rFonts w:asciiTheme="majorHAnsi" w:eastAsiaTheme="majorEastAsia" w:hAnsiTheme="majorHAnsi" w:cstheme="majorBidi"/>
       <w:spacing w:val="-10"/>
@@ -1015,7 +1015,7 @@
     <w:link w:val="SubtitleChar"/>
     <w:uiPriority w:val="11"/>
     <w:qFormat/>
-    <w:rsid w:val="00AE7DD4"/>
+    <w:rsid w:val="008D3B3A"/>
     <w:pPr>
       <w:numPr>
         <w:ilvl w:val="1"/>
@@ -1034,7 +1034,7 @@
     <w:basedOn w:val="DefaultParagraphFont"/>
     <w:link w:val="Subtitle"/>
     <w:uiPriority w:val="11"/>
-    <w:rsid w:val="00AE7DD4"/>
+    <w:rsid w:val="008D3B3A"/>
     <w:rPr>
       <w:rFonts w:eastAsiaTheme="majorEastAsia" w:cstheme="majorBidi"/>
       <w:color w:val="595959" w:themeColor="text1" w:themeTint="A6"/>
@@ -1050,7 +1050,7 @@
     <w:link w:val="QuoteChar"/>
     <w:uiPriority w:val="29"/>
     <w:qFormat/>
-    <w:rsid w:val="00AE7DD4"/>
+    <w:rsid w:val="008D3B3A"/>
     <w:pPr>
       <w:spacing w:before="160"/>
       <w:jc w:val="center"/>
@@ -1066,7 +1066,7 @@
     <w:basedOn w:val="DefaultParagraphFont"/>
     <w:link w:val="Quote"/>
     <w:uiPriority w:val="29"/>
-    <w:rsid w:val="00AE7DD4"/>
+    <w:rsid w:val="008D3B3A"/>
     <w:rPr>
       <w:i/>
       <w:iCs/>
@@ -1078,7 +1078,7 @@
     <w:basedOn w:val="Normal"/>
     <w:uiPriority w:val="34"/>
     <w:qFormat/>
-    <w:rsid w:val="00AE7DD4"/>
+    <w:rsid w:val="008D3B3A"/>
     <w:pPr>
       <w:ind w:left="720"/>
       <w:contextualSpacing/>
@@ -1089,7 +1089,7 @@
     <w:basedOn w:val="DefaultParagraphFont"/>
     <w:uiPriority w:val="21"/>
     <w:qFormat/>
-    <w:rsid w:val="00AE7DD4"/>
+    <w:rsid w:val="008D3B3A"/>
     <w:rPr>
       <w:i/>
       <w:iCs/>
@@ -1103,7 +1103,7 @@
     <w:link w:val="IntenseQuoteChar"/>
     <w:uiPriority w:val="30"/>
     <w:qFormat/>
-    <w:rsid w:val="00AE7DD4"/>
+    <w:rsid w:val="008D3B3A"/>
     <w:pPr>
       <w:pBdr>
         <w:top w:val="single" w:sz="4" w:space="10" w:color="0F4761" w:themeColor="accent1" w:themeShade="BF"/>
@@ -1124,7 +1124,7 @@
     <w:basedOn w:val="DefaultParagraphFont"/>
     <w:link w:val="IntenseQuote"/>
     <w:uiPriority w:val="30"/>
-    <w:rsid w:val="00AE7DD4"/>
+    <w:rsid w:val="008D3B3A"/>
     <w:rPr>
       <w:i/>
       <w:iCs/>
@@ -1136,7 +1136,7 @@
     <w:basedOn w:val="DefaultParagraphFont"/>
     <w:uiPriority w:val="32"/>
     <w:qFormat/>
-    <w:rsid w:val="00AE7DD4"/>
+    <w:rsid w:val="008D3B3A"/>
     <w:rPr>
       <w:b/>
       <w:bCs/>
